--- a/일본판/4부/4부_12화_집행유예.docx
+++ b/일본판/4부/4부_12화_집행유예.docx
@@ -184,7 +184,7 @@
           <w:i w:val="0"/>
           <w:sz w:val="22"/>
         </w:rPr>
-        <w:t>公訴事実。被告人は、政治団体「潮音会」の会計責任者として、同会の代表者であった真壁功と共謀の上、平成三十年から令和三年までの間、六回にわたり、パーティー券収入の還元金合計二千二百八十万円を、収支報告書に記載せず、もって政治資金規正法に違反したものである。</w:t>
+        <w:t>公訴事実。被告人は政治団体「潮音会」の会計責任者として、同会の代表者であった真壁功と共謀の上、平成三十年から令和三年までの間、六回にわたり、パーティー券収入の還元金合計二千二百八十万円を、収支報告書に記載せず、もって政治資金規正法に違反したものである。</w:t>
       </w:r>
     </w:p>
     <w:p>
@@ -230,7 +230,7 @@
           <w:i w:val="0"/>
           <w:sz w:val="22"/>
         </w:rPr>
-        <w:t>公訴事実は、そのとおり、間違いございません。</w:t>
+        <w:t>公訴事実はそのとおり、間違いございません。</w:t>
       </w:r>
     </w:p>
     <w:p>
@@ -352,7 +352,7 @@
           <w:i w:val="0"/>
           <w:sz w:val="22"/>
         </w:rPr>
-        <w:t>証人は、被告人の雇い主ですね。いま、被告人をどうお考えですか。</w:t>
+        <w:t>証人は被告人の雇い主ですね。いま、被告人をどうお考えですか。</w:t>
       </w:r>
     </w:p>
     <w:p>
@@ -375,7 +375,7 @@
           <w:i w:val="0"/>
           <w:sz w:val="22"/>
         </w:rPr>
-        <w:t>判決の後に、決めます。ただ、一つだけ申し上げます。去年の十二月、彼は「一人で負う」と申し出ました。僕は、お預かりしませんと答えました。いま彼が述べている整理が、本当の彼の考えだと、思っています。</w:t>
+        <w:t>判決の後に決めます。ただ、一つだけ申し上げます。去年の十二月、彼は「一人で負う」と申し出ました。僕はお預かりしませんと答えました。いま彼が述べている整理が、本当の彼の考えだと、思っています。</w:t>
       </w:r>
     </w:p>
     <w:p>
@@ -444,7 +444,7 @@
           <w:i w:val="0"/>
           <w:sz w:val="22"/>
         </w:rPr>
-        <w:t>それでも、収支報告書に署名したのは、被告人ですね。</w:t>
+        <w:t>それでも収支報告書に署名したのは、被告人ですね。</w:t>
       </w:r>
     </w:p>
     <w:p>
@@ -620,7 +620,7 @@
           <w:i w:val="0"/>
           <w:sz w:val="22"/>
         </w:rPr>
-        <w:t>私が署名したものは、私が負います。ですが、私一人で、とは申しません。指示をした人にも、従った私にも、それぞれの分がございます。判決を、お待ちいたします。</w:t>
+        <w:t>私が署名したものは、私が負います。ですが私一人でとは申しません。指示をした人にも、従った私にも、それぞれの分がございます。判決をお待ちいたします。</w:t>
       </w:r>
     </w:p>
     <w:p>
@@ -643,7 +643,7 @@
           <w:i w:val="0"/>
           <w:sz w:val="22"/>
         </w:rPr>
-        <w:t>判決は、六月十四日、金曜日、午後一時三十分に言い渡します。閉廷します。</w:t>
+        <w:t>判決は六月十四日、金曜日、午後一時三十分に言い渡します。閉廷します。</w:t>
       </w:r>
     </w:p>
     <w:p>
@@ -711,7 +711,7 @@
           <w:i w:val="0"/>
           <w:sz w:val="22"/>
         </w:rPr>
-        <w:t>真壁遼君。規律委員会は、君から提出された弁明書を、読んだ。処分書を読み上げる。(用紙を持つ)処分、党員資格停止、期間一年。理由。一、昨年六月十四日、本会議における党議拘束に反する採決行動。同月二十一日の「注意」の後も、是正が見られなかった。二、本年二月十三日、党執行部との事前の協議を経ずに、派閥の内部資料を公表し、党の信用を著しく損なった。三、派閥の会長代行として、会計の確認を怠った。</w:t>
+        <w:t>真壁遼君。規律委員会は君から提出された弁明書を、読んだ。処分書を読み上げる。(用紙を持つ)処分、党員資格停止、期間一年。理由。一、昨年六月十四日、本会議における党議拘束に反する採決行動。同月二十一日の「注意」の後も是正が見られなかった。二、本年二月十三日、党執行部との事前の協議を経ずに、派閥の内部資料を公表し、党の信用を著しく損なった。三、派閥の会長代行として、会計の確認を怠った。</w:t>
       </w:r>
     </w:p>
     <w:p>
@@ -813,7 +813,7 @@
           <w:i w:val="0"/>
           <w:sz w:val="22"/>
         </w:rPr>
-        <w:t>停止の間は党の役職、党の会議への出席、公認の申請、総裁公選に関する一切の権利が止まる。ただし、衆議院議員の身分と、院内の会派は変わらない。</w:t>
+        <w:t>停止の間は党の役職、党の会議への出席、公認の申請、総裁公選に関する一切の権利が止まる。ただし衆議院議員の身分と、院内の会派は変わらない。</w:t>
       </w:r>
     </w:p>
     <w:p>
@@ -859,7 +859,7 @@
           <w:i w:val="0"/>
           <w:sz w:val="22"/>
         </w:rPr>
-        <w:t>党則九十条に、一つ、但し書きがある。総裁は、規律委員会の議を経て、停止の期間を短縮できる。本人の申し立ては、受け付けない。</w:t>
+        <w:t>党則九十条に一つ、但し書きがある。総裁は規律委員会の議を経て、停止の期間を短縮できる。本人の申し立ては、受け付けない。</w:t>
       </w:r>
     </w:p>
     <w:p>
@@ -882,7 +882,7 @@
           <w:i w:val="0"/>
           <w:sz w:val="22"/>
         </w:rPr>
-        <w:t>では、短縮は、僕には動かせないのですね。</w:t>
+        <w:t>では短縮は、僕には動かせないのですね。</w:t>
       </w:r>
     </w:p>
     <w:p>
@@ -905,7 +905,7 @@
           <w:i w:val="0"/>
           <w:sz w:val="22"/>
         </w:rPr>
-        <w:t>そうだ。動かすのは、別の人間の計算だ。(間)君の父上の頃、この部屋は、一度も開かれなかった。開かれずに済ませるのが、父上の仕事だった。</w:t>
+        <w:t>そうだ。動かすのは別の人間の計算だ。(間)君の父上の頃、この部屋は、一度も開かれなかった。開かれずに済ませるのが、父上の仕事だった。</w:t>
       </w:r>
     </w:p>
     <w:p>
@@ -966,7 +966,7 @@
           <w:color w:val="555555"/>
           <w:sz w:val="22"/>
         </w:rPr>
-        <w:t>(遼は立ち上がり、一礼する。ドアの手前で、胸のバッジに一度だけ指を触れ、外さずに出ていく。廊下に事務局員の足音が遠ざかる。)</w:t>
+        <w:t>(遼は立ち上がり、一礼する。ドアの手前で胸のバッジに一度だけ指を触れ、外さずに出ていく。廊下に事務局員の足音が遠ざかる。)</w:t>
       </w:r>
     </w:p>
     <w:p>
@@ -1019,7 +1019,7 @@
           <w:i w:val="0"/>
           <w:sz w:val="22"/>
         </w:rPr>
-        <w:t>お疲れさまです。清算の現況を、お伝えします。解散の届出は、四月二十六日に、総務大臣宛てに済んでいます。職員九名のうち、再就職の確定が五名。残る四名は、六月末までの給与を、支払い済みです。</w:t>
+        <w:t>お疲れさまです。清算の現況をお伝えします。解散の届出は、四月二十六日に、総務大臣宛てに済んでいます。職員九名のうち、再就職の確定が五名。残る四名は六月末までの給与を、支払い済みです。</w:t>
       </w:r>
     </w:p>
     <w:p>
@@ -1065,7 +1065,7 @@
           <w:i w:val="0"/>
           <w:sz w:val="22"/>
         </w:rPr>
-        <w:t>解約予告どおり、六月三十日で終了です。原状回復の見積もりが、百十万円。壁の跡は、塗り直します。</w:t>
+        <w:t>解約予告どおり、六月三十日で終了です。原状回復の見積もりが、百十万円。壁の跡は塗り直します。</w:t>
       </w:r>
     </w:p>
     <w:p>
@@ -1111,7 +1111,7 @@
           <w:i w:val="0"/>
           <w:sz w:val="22"/>
         </w:rPr>
-        <w:t>退職の慰労金、未払いの経費、違約金をすべて引いて、残りは、三十八万四千円です。規約十七条の定めで、残余財産は国庫に納めます。</w:t>
+        <w:t>退職の慰労金、未払いの経費、違約金をすべて引いて、残りは三十八万四千円です。規約十七条の定めで、残余財産は国庫に納めます。</w:t>
       </w:r>
     </w:p>
     <w:p>
@@ -1134,7 +1134,7 @@
           <w:i w:val="0"/>
           <w:sz w:val="22"/>
         </w:rPr>
-        <w:t>納めます。「返す」ではなく、「納める」と、書いてください。</w:t>
+        <w:t>納めます。「返す」ではなく、「納める」と書いてください。</w:t>
       </w:r>
     </w:p>
     <w:p>
@@ -1157,7 +1157,7 @@
           <w:i w:val="0"/>
           <w:sz w:val="22"/>
         </w:rPr>
-        <w:t>返す、と書くところでした。(ペンを止め、書き直す)それから、僕の分の、四年分の修正報告は、四月十二日に提出しました。僕の名前で。</w:t>
+        <w:t>返すと書くところでした。(ペンを止め、書き直す)それから、僕の分の四年分の修正報告は、四月十二日に提出しました。僕の名前で。</w:t>
       </w:r>
     </w:p>
     <w:p>
@@ -1226,7 +1226,7 @@
           <w:i w:val="0"/>
           <w:sz w:val="22"/>
         </w:rPr>
-        <w:t>汐見の事務所の、棚の下の段に置きます。保存期間は、定めません。</w:t>
+        <w:t>汐見の事務所の、棚の下の段に置きます。保存期間は定めません。</w:t>
       </w:r>
     </w:p>
     <w:p>
@@ -1287,7 +1287,7 @@
           <w:i w:val="0"/>
           <w:sz w:val="22"/>
         </w:rPr>
-        <w:t>大関さん。余白に何が書いてあったかは、お見せしません。ただ、あなたが最後まで残ったことは、事実です。</w:t>
+        <w:t>大関さん。余白に何が書いてあったかは、お見せしません。ただあなたが最後まで残ったことは、事実です。</w:t>
       </w:r>
     </w:p>
     <w:p>
@@ -1310,7 +1310,7 @@
           <w:i w:val="0"/>
           <w:sz w:val="22"/>
         </w:rPr>
-        <w:t>事実か。(薄く笑う)父親は、わしを褒めたことが、ない。書き残しては、いたんだな。</w:t>
+        <w:t>事実か。(薄く笑う)父親はわしを褒めたことが、ない。書き残しては、いたんだな。</w:t>
       </w:r>
     </w:p>
     <w:p>
@@ -1447,7 +1447,7 @@
           <w:i w:val="0"/>
           <w:sz w:val="22"/>
         </w:rPr>
-        <w:t>合っています。目録と、一つずつ照らします。(箱の番号を読み上げる)一番、紐は未開封。二番、同じく。三番……</w:t>
+        <w:t>合っています。目録と一つずつ照らします。(箱の番号を読み上げる)一番、紐は未開封。二番、同じく。三番……</w:t>
       </w:r>
     </w:p>
     <w:p>
@@ -1554,7 +1554,7 @@
           <w:i w:val="0"/>
           <w:sz w:val="22"/>
         </w:rPr>
-        <w:t>判は、押しません。署名だけです。(万年筆を取る)澄子、と。</w:t>
+        <w:t>判は押しません。署名だけです。(万年筆を取る)澄子、と。</w:t>
       </w:r>
     </w:p>
     <w:p>
@@ -1592,7 +1592,7 @@
           <w:i w:val="0"/>
           <w:sz w:val="22"/>
         </w:rPr>
-        <w:t>功さんの部屋だな。(間)何べんもここさ座って、字を見せでもらった。見ねえで、頷いだ。それが後で、一番、悔やまれた。</w:t>
+        <w:t>功さんの部屋だな。(間)何べんもここさ座って、字を見せでもらった。見ねえで頷いだ。それが後で一番、悔やまれた。</w:t>
       </w:r>
     </w:p>
     <w:p>
@@ -1615,7 +1615,7 @@
           <w:i w:val="0"/>
           <w:sz w:val="22"/>
         </w:rPr>
-        <w:t>池澤さん。それは、私も、同じでございます。</w:t>
+        <w:t>池澤さん。それは、私も同じでございます。</w:t>
       </w:r>
     </w:p>
     <w:p>
@@ -1684,7 +1684,7 @@
           <w:i w:val="0"/>
           <w:sz w:val="22"/>
         </w:rPr>
-        <w:t>一人で、負うなよ。……いや、前に言った。負うな、とは言わねえと。(帽子を取る)ただ、顔は上げでろ。</w:t>
+        <w:t>一人で負うなよ。……いや、前に言った。負うな、とは言わねえと。(帽子を取る)ただ顔は上げでろ。</w:t>
       </w:r>
     </w:p>
     <w:p>
@@ -1732,7 +1732,7 @@
           <w:i w:val="0"/>
           <w:sz w:val="22"/>
         </w:rPr>
-        <w:t>あの人は、番号の順には、置かなかった。四つの箱を、奥に。六つの箱を、後援会に預けて。……今日、私が、数の順に直します。(立ち上がる)遼、そちらを持ちなさい。榊さん、お願いします。</w:t>
+        <w:t>あの人は番号の順には、置かなかった。四つの箱を奥に。六つの箱を後援会に預けて。……今日、私が数の順に直します。(立ち上がる)遼、そちらを持ちなさい。榊さん、お願いします。</w:t>
       </w:r>
     </w:p>
     <w:p>
@@ -1747,7 +1747,7 @@
           <w:color w:val="555555"/>
           <w:sz w:val="22"/>
         </w:rPr>
-        <w:t>(三人で、箱を並べ直す。一、二、三、四、五、六、七、八、九、十。四、七、九、十の鉄の帯と南京錠だけが光る。)</w:t>
+        <w:t>(三人で箱を並べ直す。一、二、三、四、五、六、七、八、九、十。四、七、九、十の鉄の帯と南京錠だけが光る。)</w:t>
       </w:r>
     </w:p>
     <w:p>
@@ -1793,7 +1793,7 @@
           <w:i w:val="0"/>
           <w:sz w:val="22"/>
         </w:rPr>
-        <w:t>揃った。(最後の一つに手を置く)開ける日は、三人。母と、榊さんと、あなた。一人欠けたら、来ない。そう決めたわね。</w:t>
+        <w:t>揃った。(最後の一つに手を置く)開ける日は、三人。母と榊さんとあなた。一人欠けたら、来ない。そう決めたわね。</w:t>
       </w:r>
     </w:p>
     <w:p>
@@ -1884,7 +1884,7 @@
           <w:color w:val="555555"/>
           <w:sz w:val="22"/>
         </w:rPr>
-        <w:t>(2024年6月14日(金)午後一時三十分。東京地方裁判所、五二二号法廷。傍聴席は記者と、数人の一般傍聴人。前列に遼、灯、三浦。被告人席の榊は背筋を伸ばして立っている。裁判長が判決書を開く。)</w:t>
+        <w:t>(2024年6月14日(金)午後一時三十分。東京地方裁判所、五二二号法廷。傍聴席は記者と数人の一般傍聴人。前列に遼、灯、三浦。被告人席の榊は背筋を伸ばして立っている。裁判長が判決書を開く。)</w:t>
       </w:r>
     </w:p>
     <w:p>
@@ -1907,7 +1907,7 @@
           <w:i w:val="0"/>
           <w:sz w:val="22"/>
         </w:rPr>
-        <w:t>主文。被告人を、禁錮一年六月に処する。この裁判が確定した日から、三年間、その刑の執行を猶予する。</w:t>
+        <w:t>主文。被告人を禁錮一年六月に処する。この裁判が確定した日から、三年間、その刑の執行を猶予する。</w:t>
       </w:r>
     </w:p>
     <w:p>
@@ -1945,7 +1945,7 @@
           <w:i w:val="0"/>
           <w:sz w:val="22"/>
         </w:rPr>
-        <w:t>理由の要旨を述べます。被告人は、会計責任者として、六回、合計二千二百八十万円の不記載のある収支報告書に署名した。継続的であり、責任は軽くない。被告人は、代表者の指示に従った事情を述べている。しかし、指示に従ったからといって、署名した責任が軽くなるものではない。</w:t>
+        <w:t>理由の要旨を述べます。被告人は会計責任者として、六回、合計二千二百八十万円の不記載のある収支報告書に署名した。継続的であり、責任は軽くない。被告人は、代表者の指示に従った事情を述べている。しかし、指示に従ったからといって、署名した責任が軽くなるものではない。</w:t>
       </w:r>
     </w:p>
     <w:p>
@@ -1983,7 +1983,7 @@
           <w:i w:val="0"/>
           <w:sz w:val="22"/>
         </w:rPr>
-        <w:t>一方で、被告人は当初、自ら一人で責任を負うとの態度を示したがのちにこれを改め、指示の存在や、自らに不利益な事実も詳細に供述した。この供述が事案の解明に資したことは量刑上、考慮する。前科はなく、長年、誠実に勤めてきたことも斟酌する。以上により、主文のとおり、刑の執行を猶予する。</w:t>
+        <w:t>一方で被告人は当初、自ら一人で責任を負うとの態度を示したがのちにこれを改め、指示の存在や、自らに不利益な事実も詳細に供述した。この供述が事案の解明に資したことは量刑上、考慮する。前科はなく、長年、誠実に勤めてきたことも斟酌する。以上により、主文のとおり、刑の執行を猶予する。</w:t>
       </w:r>
     </w:p>
     <w:p>
@@ -2006,7 +2006,7 @@
           <w:i w:val="0"/>
           <w:sz w:val="22"/>
         </w:rPr>
-        <w:t>被告人。執行猶予とは刑の執行を直ちには行わず、三年間、慎んで暮らしている限り、刑を受けない、という制度です。ただし、その間に再び罪を犯し、禁錮以上の刑を受ければ、猶予は取り消され、この一年六月に新しい刑が加わります。分かりましたか。</w:t>
+        <w:t>被告人。執行猶予とは刑の執行を直ちには行わず、三年間、慎んで暮らしている限り、刑を受けない、という制度です。ただしその間に再び罪を犯し、禁錮以上の刑を受ければ、猶予は取り消され、この一年六月に新しい刑が加わります。分かりましたか。</w:t>
       </w:r>
     </w:p>
     <w:p>
@@ -2052,7 +2052,7 @@
           <w:i w:val="0"/>
           <w:sz w:val="22"/>
         </w:rPr>
-        <w:t>この判決に不服があれば、十四日以内に、控訴ができます。以上です。</w:t>
+        <w:t>この判決に不服があれば、十四日以内に控訴ができます。以上です。</w:t>
       </w:r>
     </w:p>
     <w:p>
@@ -2136,7 +2136,7 @@
           <w:i w:val="0"/>
           <w:sz w:val="22"/>
         </w:rPr>
-        <w:t>検察は、判決の内容を、上と協議します。(間)榊さん。あの供述は、助かりました。</w:t>
+        <w:t>検察は判決の内容を、上と協議します。(間)榊さん。あの供述は、助かりました。</w:t>
       </w:r>
     </w:p>
     <w:p>
@@ -2159,7 +2159,7 @@
           <w:i w:val="0"/>
           <w:sz w:val="22"/>
         </w:rPr>
-        <w:t>私は、見たことを、申し上げただけでございます。</w:t>
+        <w:t>私は見たことを、申し上げただけでございます。</w:t>
       </w:r>
     </w:p>
     <w:p>
@@ -2227,7 +2227,7 @@
           <w:i w:val="0"/>
           <w:sz w:val="22"/>
         </w:rPr>
-        <w:t>お帰りなさい。長い一日でした。(湯呑みを、遼に渡す)煙は、一本です。</w:t>
+        <w:t>お帰りなさい。長い一日でした。(湯呑みを、遼に渡す)煙は一本です。</w:t>
       </w:r>
     </w:p>
     <w:p>
@@ -2273,7 +2273,7 @@
           <w:i w:val="0"/>
           <w:sz w:val="22"/>
         </w:rPr>
-        <w:t>刑法二十五条の一項を、確認します。(判決書の写しの横に、六法を開く)「次に掲げる者が三年以下の懲役若しくは禁錮又は五十万円以下の罰金の言渡しを受けたときは、情状により、裁判が確定した日から一年以上五年以下の期間、その刑の全部の執行を猶予することができる」。「一年以上五年以下」の中で、三年。猶予は、無罪ではありません。有罪の判決は、確定します。</w:t>
+        <w:t>刑法二十五条の一項を、確認します。(判決書の写しの横に、六法を開く)「次に掲げる者が三年以下の懲役若しくは禁錮又は五十万円以下の罰金の言渡しを受けたときは、情状により、裁判が確定した日から一年以上五年以下の期間、その刑の全部の執行を猶予することができる」。「一年以上五年以下」の中で三年。猶予は、無罪ではありません。有罪の判決は、確定します。</w:t>
       </w:r>
     </w:p>
     <w:p>
@@ -2296,7 +2296,7 @@
           <w:i w:val="0"/>
           <w:sz w:val="22"/>
         </w:rPr>
-        <w:t>存じております。(間)前科は、つきます。公設秘書の席も、法の定めと、党の内規の両方で、空けねばなりません。</w:t>
+        <w:t>存じております。(間)前科はつきます。公設秘書の席も、法の定めと党の内規の両方で、空けねばなりません。</w:t>
       </w:r>
     </w:p>
     <w:p>
@@ -2319,7 +2319,7 @@
           <w:i w:val="0"/>
           <w:sz w:val="22"/>
         </w:rPr>
-        <w:t>それは、来週、話しましょう。</w:t>
+        <w:t>それは来週、話しましょう。</w:t>
       </w:r>
     </w:p>
     <w:p>
@@ -2380,7 +2380,7 @@
           <w:i w:val="0"/>
           <w:sz w:val="22"/>
         </w:rPr>
-        <w:t>論語の為政篇に、こういう一節があります。「之を道びくに政を以てし、之を斉しくするに刑を以てすれば、民免れて恥無し。之を道びくに徳を以てし、之を斉しくするに礼を以てすれば、恥有りて且つ格し」。法と刑だけで人を導けば、人は、罰を逃れることだけを考えて、恥を覚えません。徳と礼で導けば、人は、恥を知って、自ら正す。</w:t>
+        <w:t>論語の為政篇にこういう一節があります。「之を道びくに政を以てし、之を斉しくするに刑を以てすれば、民免れて恥無し。之を道びくに徳を以てし、之を斉しくするに礼を以てすれば、恥有りて且つ格し」。法と刑だけで人を導けば、人は罰を逃れることだけを考えて、恥を覚えません。徳と礼で導けば、人は恥を知って、自ら正す。</w:t>
       </w:r>
     </w:p>
     <w:p>
@@ -2426,7 +2426,7 @@
           <w:i w:val="0"/>
           <w:sz w:val="22"/>
         </w:rPr>
-        <w:t>錆は、落とせますか。</w:t>
+        <w:t>錆は落とせますか。</w:t>
       </w:r>
     </w:p>
     <w:p>
@@ -2482,7 +2482,7 @@
           <w:i w:val="0"/>
           <w:sz w:val="22"/>
         </w:rPr>
-        <w:t>榊さん。ご自分で、出されますか。</w:t>
+        <w:t>榊さん。ご自分で出されますか。</w:t>
       </w:r>
     </w:p>
     <w:p>
@@ -2497,7 +2497,7 @@
           <w:color w:val="555555"/>
           <w:sz w:val="22"/>
         </w:rPr>
-        <w:t>(榊はしばらく棚を見る。それから、自分の手で、白い湯呑みを棚から下ろし、三浦の前の盆に置く。)</w:t>
+        <w:t>(榊はしばらく棚を見る。それから、自分の手で白い湯呑みを棚から下ろし、三浦の前の盆に置く。)</w:t>
       </w:r>
     </w:p>
     <w:p>
@@ -2581,7 +2581,7 @@
           <w:i w:val="0"/>
           <w:sz w:val="22"/>
         </w:rPr>
-        <w:t>煙は、毎晩、立てておきます。</w:t>
+        <w:t>煙は毎晩、立てておきます。</w:t>
       </w:r>
     </w:p>
     <w:p>
@@ -2604,7 +2604,7 @@
           <w:i w:val="0"/>
           <w:sz w:val="22"/>
         </w:rPr>
-        <w:t>飲む、と申し上げているのではございません。(湯呑みを盆に戻す)ですが、日にちを、数えてはおります。</w:t>
+        <w:t>飲む、と申し上げているのではございません。(湯呑みを盆に戻す)ですが日にちを、数えてはおります。</w:t>
       </w:r>
     </w:p>
     <w:p>
@@ -2672,7 +2672,7 @@
           <w:color w:val="555555"/>
           <w:sz w:val="22"/>
         </w:rPr>
-        <w:t>(2024年6月21日(金)午後七時。汐見の居酒屋「潮彩」の二階座敷。丸い座卓に浜野、大城、和代、翔太。壁際の座布団に遠藤の青い湯呑み。女将が煮魚の皿を運ぶ。遼が一人で、遅れて入る。)</w:t>
+        <w:t>(2024年6月21日(金)午後七時。汐見の居酒屋「潮彩」の二階座敷。丸い座卓に浜野、大城、和代、翔太。壁際の座布団に遠藤の青い湯呑み。女将が煮魚の皿を運ぶ。遼が一人で遅れて入る。)</w:t>
       </w:r>
     </w:p>
     <w:p>
@@ -2718,7 +2718,7 @@
           <w:i w:val="0"/>
           <w:sz w:val="22"/>
         </w:rPr>
-        <w:t>すみません。党の用で、遅れました。(座る)先週、判決が出ました。禁錮一年六月、執行猶予三年です。榊さんは控訴しません。来週の金曜に、確定します。</w:t>
+        <w:t>すみません。党の用で遅れました。(座る)先週、判決が出ました。禁錮一年六月、執行猶予三年です。榊さんは控訴しません。来週の金曜に、確定します。</w:t>
       </w:r>
     </w:p>
     <w:p>
@@ -2741,7 +2741,7 @@
           <w:i w:val="0"/>
           <w:sz w:val="22"/>
         </w:rPr>
-        <w:t>聞いだ。テレビで、ちらっと。(遼の湯呑みを見る)それと、あんたの党も、何だか言ってだな。</w:t>
+        <w:t>聞いだ。テレビで、ちらっと。(遼の湯呑みを見る)それとあんたの党も、何だか言ってだな。</w:t>
       </w:r>
     </w:p>
     <w:p>
@@ -2810,7 +2810,7 @@
           <w:i w:val="0"/>
           <w:sz w:val="22"/>
         </w:rPr>
-        <w:t>追い出されたのではないわ。(箸を置く)自分で、柱に手をかけて、倒した。倒した者が、そのまま党の梁に乗っている方が、おかしい。</w:t>
+        <w:t>追い出されたのではないわ。(箸を置く)自分で柱に手をかけて、倒した。倒した者が、そのまま党の梁に乗っている方が、おかしい。</w:t>
       </w:r>
     </w:p>
     <w:p>
@@ -2889,7 +2889,7 @@
           <w:i w:val="0"/>
           <w:sz w:val="22"/>
         </w:rPr>
-        <w:t>会は畳んだ。看板も降ろした。んだども、家の跡に、何が残っでっか、おらは見でる。</w:t>
+        <w:t>会は畳んだ。看板も降ろした。んだども家の跡に、何が残っでっか、おらは見でる。</w:t>
       </w:r>
     </w:p>
     <w:p>
@@ -2912,7 +2912,7 @@
           <w:i w:val="0"/>
           <w:sz w:val="22"/>
         </w:rPr>
-        <w:t>……まだ、遠いですか。</w:t>
+        <w:t>……まだ遠いですか。</w:t>
       </w:r>
     </w:p>
     <w:p>
@@ -2950,7 +2950,7 @@
           <w:color w:val="555555"/>
           <w:sz w:val="22"/>
         </w:rPr>
-        <w:t>(座敷が一瞬、静かになる。階下の厨房で、油の撥ねる音。)</w:t>
+        <w:t>(座敷が一瞬、静かになる。階下の厨房で油の撥ねる音。)</w:t>
       </w:r>
     </w:p>
     <w:p>
@@ -2996,7 +2996,7 @@
           <w:i w:val="0"/>
           <w:sz w:val="22"/>
         </w:rPr>
-        <w:t>「はい」だけでいい。謝んな。謝られでも、遠さは、縮まらね。</w:t>
+        <w:t>「はい」だけでいい。謝んな。謝られでも、遠さは縮まらね。</w:t>
       </w:r>
     </w:p>
     <w:p>
@@ -3042,7 +3042,7 @@
           <w:i w:val="0"/>
           <w:sz w:val="22"/>
         </w:rPr>
-        <w:t>そったごと、おらにも分がらね。(魚を取り分ける)遠いのは、おらが決めるごとでもねえ。おめえが歩いだ分だけ、見える。見えだ分だけ、また遠ぐなる。</w:t>
+        <w:t>そったごと、おらにも分がらね。(魚を取り分ける)遠いのはおらが決めるごとでもねえ。おめえが歩いだ分だけ、見える。見えだ分だけ、また遠ぐなる。</w:t>
       </w:r>
     </w:p>
     <w:p>
@@ -3157,7 +3157,7 @@
           <w:i w:val="0"/>
           <w:sz w:val="22"/>
         </w:rPr>
-        <w:t>海は、待つだけでは凪がないわ。誰かが、浮標を見に出なければ。</w:t>
+        <w:t>海は待つだけでは凪がないわ。誰かが、浮標を見に出なければ。</w:t>
       </w:r>
     </w:p>
     <w:p>
@@ -3180,7 +3180,7 @@
           <w:i w:val="0"/>
           <w:sz w:val="22"/>
         </w:rPr>
-        <w:t>見に出るのは、あんたらだべ。(湯呑みを順に回す)今夜は、和代さんから。</w:t>
+        <w:t>見に出るのは、あんたらだべ。(湯呑みを順に回す)今夜は和代さんから。</w:t>
       </w:r>
     </w:p>
     <w:p>
@@ -3241,7 +3241,7 @@
           <w:color w:val="555555"/>
           <w:sz w:val="22"/>
         </w:rPr>
-        <w:t>(和代が両手で湯呑みを持つ。一口で、少し、笑う。青い湯呑みの麦茶が座敷の灯を映して、小さく揺れる。)</w:t>
+        <w:t>(和代が両手で湯呑みを持つ。一口で少し、笑う。青い湯呑みの麦茶が座敷の灯を映して、小さく揺れる。)</w:t>
       </w:r>
     </w:p>
     <w:p>
@@ -3294,7 +3294,7 @@
           <w:i w:val="0"/>
           <w:sz w:val="22"/>
         </w:rPr>
-        <w:t>先生。本日をもって、控訴期間が満了いたします。検察から控訴の申し立てがないことは、先ほど、堀内先生が確認されました。確定は、日付が変わった、明日でございます。</w:t>
+        <w:t>先生。本日をもって、控訴期間が満了いたします。検察から控訴の申し立てがないことは、先ほど、堀内先生が確認されました。確定は日付が変わった、明日でございます。</w:t>
       </w:r>
     </w:p>
     <w:p>
@@ -3340,7 +3340,7 @@
           <w:i w:val="0"/>
           <w:sz w:val="22"/>
         </w:rPr>
-        <w:t>はい。禁錮一年六月、執行猶予三年が、確定いたします。(封筒を、遼に差し出す)退職届でございます。公設第一秘書を、本日付で。</w:t>
+        <w:t>はい。禁錮一年六月、執行猶予三年が確定いたします。(封筒を遼に差し出す)退職届でございます。公設第一秘書を、本日付で。</w:t>
       </w:r>
     </w:p>
     <w:p>
@@ -3597,7 +3597,7 @@
           <w:i w:val="0"/>
           <w:sz w:val="22"/>
         </w:rPr>
-        <w:t>遅くに、すまん。来週の金曜に、総裁が、会見を開く。七月五日だ。</w:t>
+        <w:t>遅くにすまん。来週の金曜に、総裁が会見を開く。七月五日だ。</w:t>
       </w:r>
     </w:p>
     <w:p>
@@ -3643,7 +3643,7 @@
           <w:i w:val="0"/>
           <w:sz w:val="22"/>
         </w:rPr>
-        <w:t>辞意の表明だ。(咳をひとつ)総裁選の告示は、その後になる。わしは、お前に、一つだけ、言っておく。党則九十条の但し書きの話は、聞いたな。</w:t>
+        <w:t>辞意の表明だ。(咳をひとつ)総裁選の告示は、その後になる。わしはお前に一つだけ、言っておく。党則九十条の但し書きの話は、聞いたな。</w:t>
       </w:r>
     </w:p>
     <w:p>
@@ -3689,7 +3689,7 @@
           <w:i w:val="0"/>
           <w:sz w:val="22"/>
         </w:rPr>
-        <w:t>動かすのは、お前ではない。算盤を弾く者だ。(間)算盤を弾く者は、お前の票を、欲しがる。いつか、な。その時に、返事を急ぐな。</w:t>
+        <w:t>動かすのはお前ではない。算盤を弾く者だ。(間)算盤を弾く者は、お前の票を欲しがる。いつか、な。その時に返事を急ぐな。</w:t>
       </w:r>
     </w:p>
     <w:p>
@@ -3849,7 +3849,7 @@
           <w:i w:val="0"/>
           <w:sz w:val="22"/>
         </w:rPr>
-        <w:t>浜野さん。二〇二四年六月二十一日、汐見の「潮彩」の二階で、真壁遼氏に、何とおっしゃいましたか。</w:t>
+        <w:t>浜野さん。二〇二四年六月二十一日、汐見の「潮彩」の二階で真壁遼氏に、何とおっしゃいましたか。</w:t>
       </w:r>
     </w:p>
     <w:p>
@@ -3872,7 +3872,7 @@
           <w:i w:val="0"/>
           <w:sz w:val="22"/>
         </w:rPr>
-        <w:t>「まだ遠い」と、言った。(間)よぐ覚えでる。煮付けが、冷めでぐ前の晩だ。</w:t>
+        <w:t>「まだ遠い」と言った。(間)よぐ覚えでる。煮付けが、冷めでぐ前の晩だ。</w:t>
       </w:r>
     </w:p>
     <w:p>
@@ -3895,7 +3895,7 @@
           <w:i w:val="0"/>
           <w:sz w:val="22"/>
         </w:rPr>
-        <w:t>「遠い」とは、許した、という意味でしたか。</w:t>
+        <w:t>「遠い」とは許した、という意味でしたか。</w:t>
       </w:r>
     </w:p>
     <w:p>
@@ -3941,7 +3941,7 @@
           <w:i w:val="0"/>
           <w:sz w:val="22"/>
         </w:rPr>
-        <w:t>では、なぜ、同じ席に座らせていたのですか。</w:t>
+        <w:t>ではなぜ、同じ席に座らせていたのですか。</w:t>
       </w:r>
     </w:p>
     <w:p>
@@ -3987,7 +3987,7 @@
           <w:i w:val="0"/>
           <w:sz w:val="22"/>
         </w:rPr>
-        <w:t>その「遠い」は、十一年のあいだに、変わりましたか。</w:t>
+        <w:t>その「遠い」は十一年のあいだに、変わりましたか。</w:t>
       </w:r>
     </w:p>
     <w:p>
@@ -4010,7 +4010,7 @@
           <w:i w:val="0"/>
           <w:sz w:val="22"/>
         </w:rPr>
-        <w:t>遠いのは、変わらね。(間)変わったのは、見る者の数だ。最初は、おらが一人で見でだ。いまは、見る者が、増えだ。(傍聴席の和代と翔太のほうへ、顔を向ける)見張りは、おら一人の仕事でなぐなった。</w:t>
+        <w:t>遠いのは変わらね。(間)変わったのは、見る者の数だ。最初はおらが一人で見でだ。いまは見る者が、増えだ。(傍聴席の和代と翔太のほうへ、顔を向ける)見張りは、おら一人の仕事でなぐなった。</w:t>
       </w:r>
     </w:p>
     <w:p>
@@ -4056,7 +4056,7 @@
           <w:i w:val="0"/>
           <w:sz w:val="22"/>
         </w:rPr>
-        <w:t>縮まっでねえ。(首を振る)見えるようになった。遠いのが、どれぐれえ遠いか、前より、よぐ見える。</w:t>
+        <w:t>縮まっでねえ。(首を振る)見えるようになった。遠いのがどれぐれえ遠いか、前より、よぐ見える。</w:t>
       </w:r>
     </w:p>
     <w:p>
@@ -4079,7 +4079,7 @@
           <w:i w:val="0"/>
           <w:sz w:val="22"/>
         </w:rPr>
-        <w:t>最後に、一つだけ。いま、許していますか。</w:t>
+        <w:t>最後に一つだけ。いま、許していますか。</w:t>
       </w:r>
     </w:p>
     <w:p>
@@ -4168,7 +4168,7 @@
           <w:i w:val="0"/>
           <w:sz w:val="22"/>
         </w:rPr>
-        <w:t>論語 為政篇(春秋時代·기원전 5세기경): «之を道びくに政を以てし、之を斉しくするに刑を以てすれば、民免れて恥無し。之を道びくに徳を以てし、之を斉しくするに礼を以てすれば、恥有りて且つ格し» — 한국어 해설: "법령으로 이끌고 형벌로 가지런히 하면 백성은 (벌만) 면하려 들고 부끄러움을 모르며, 덕으로 이끌고 예로 가지런히 하면 부끄러움을 알고 스스로 바르게 된다". 「政」은 법령·정령, 「刑」은 형벌, 「格」은 바르게 된다는 뜻. 장면 6에서 아카리가 판결 당일 밤, 집행유예가 '무죄'가 아니라 '조건부 유예'임을 설명한 뒤 낭독하고, 사카키는 「恥は、ございます」로 받는다. (저작권 소멸 작품)</w:t>
+        <w:t>論語 為政篇(春秋時代·기원전 5세기경): «之を道びくに政を以てし、之を斉しくするに刑を以てすれば、民免れて恥無し。之を道びくに徳を以てし、之を斉しくするに礼を以てすれば、恥有りて且つ格し» — 한국어 해설: "법령으로 이끌고 형벌로 가지런히 하면 백성은 (벌만) 면하려 들고 부끄러움을 모르며, 덕으로 이끌고 예로 가지런히 하면 부끄러움을 알고 스스로 바르게 된다". 「政」은 법령·정령, 「刑」은 형벌, 「格」은 바르게 된다는 뜻. 장면 6에서 아카리가 판결 당일 밤, 집행유예가 '무죄'가 아니라 '조건부 유예'임을 설명한 뒤 낭독하고, 사카키는 「恥はございます」로 받는다. (저작권 소멸 작품)</w:t>
       </w:r>
     </w:p>
     <w:p>
@@ -4266,7 +4266,7 @@
           <w:i w:val="0"/>
           <w:sz w:val="22"/>
         </w:rPr>
-        <w:t>«そったごと、分がらね» — 한국어 해설: "그런 건 나도 모르겠다". 「そんなこと、分からない」의 도호쿠풍 방언. 장면 7에서 하마노가 쓴다. 현지인(하마노·가즈요·쇼타·오카미)만 방언을 쓰고, 료·사카키·아카리·오시로는 표준어.</w:t>
+        <w:t>«そったごと、分がらね» — 한국어 해설: "그런 건 나도 모르겠다". 「そんなこと分からない」의 도호쿠풍 방언. 장면 7에서 하마노가 쓴다. 현지인(하마노·가즈요·쇼타·오카미)만 방언을 쓰고, 료·사카키·아카리·오시로는 표준어.</w:t>
       </w:r>
     </w:p>
     <w:p>
